--- a/site/docs/localtranscript-data-processing-en.docx
+++ b/site/docs/localtranscript-data-processing-en.docx
@@ -503,7 +503,7 @@
         <w:rPr>
           <w:rStyle w:val="VerbatimChar"/>
         </w:rPr>
-        <w:t xml:space="preserve">.qdpx</w:t>
+        <w:t xml:space="preserve">.qdpx.zip</w:t>
       </w:r>
       <w:r>
         <w:t xml:space="preserve">,</w:t>
@@ -521,7 +521,7 @@
         <w:rPr>
           <w:rStyle w:val="VerbatimChar"/>
         </w:rPr>
-        <w:t xml:space="preserve">.enrich.zip</w:t>
+        <w:t xml:space="preserve">.enrich</w:t>
       </w:r>
       <w:r>
         <w:t xml:space="preserve">) are written wherever the operator saves</w:t>
